--- a/public/labs/os/pz-25/ЛР7_ОС_Файлова_система_та_управління_даними_в_Linux.docx
+++ b/public/labs/os/pz-25/ЛР7_ОС_Файлова_система_та_управління_даними_в_Linux.docx
@@ -543,6 +543,7 @@
           <w:p>
             <w:pPr>
               <w:pStyle w:val="Compact"/>
+              <w:spacing w:before="0" w:after="0" w:line="240" w:lineRule="auto"/>
             </w:pPr>
             <w:r>
               <w:t xml:space="preserve">Команда</w:t>
@@ -554,6 +555,7 @@
           <w:p>
             <w:pPr>
               <w:pStyle w:val="Compact"/>
+              <w:spacing w:before="0" w:after="0" w:line="240" w:lineRule="auto"/>
             </w:pPr>
             <w:r>
               <w:t xml:space="preserve">Дія</w:t>
@@ -565,6 +567,7 @@
           <w:p>
             <w:pPr>
               <w:pStyle w:val="Compact"/>
+              <w:spacing w:before="0" w:after="0" w:line="240" w:lineRule="auto"/>
             </w:pPr>
             <w:r>
               <w:t xml:space="preserve">Типові ключі</w:t>
@@ -578,6 +581,7 @@
           <w:p>
             <w:pPr>
               <w:pStyle w:val="Compact"/>
+              <w:spacing w:before="0" w:after="0" w:line="240" w:lineRule="auto"/>
             </w:pPr>
             <w:r>
               <w:rPr>
@@ -592,6 +596,7 @@
           <w:p>
             <w:pPr>
               <w:pStyle w:val="Compact"/>
+              <w:spacing w:before="0" w:after="0" w:line="240" w:lineRule="auto"/>
             </w:pPr>
             <w:r>
               <w:t xml:space="preserve">створити каталог</w:t>
@@ -603,6 +608,7 @@
           <w:p>
             <w:pPr>
               <w:pStyle w:val="Compact"/>
+              <w:spacing w:before="0" w:after="0" w:line="240" w:lineRule="auto"/>
             </w:pPr>
             <w:r>
               <w:rPr>
@@ -625,6 +631,7 @@
           <w:p>
             <w:pPr>
               <w:pStyle w:val="Compact"/>
+              <w:spacing w:before="0" w:after="0" w:line="240" w:lineRule="auto"/>
             </w:pPr>
             <w:r>
               <w:rPr>
@@ -639,6 +646,7 @@
           <w:p>
             <w:pPr>
               <w:pStyle w:val="Compact"/>
+              <w:spacing w:before="0" w:after="0" w:line="240" w:lineRule="auto"/>
             </w:pPr>
             <w:r>
               <w:t xml:space="preserve">створити порожній файл або оновити час</w:t>
@@ -650,6 +658,7 @@
           <w:p>
             <w:pPr>
               <w:pStyle w:val="Compact"/>
+              <w:spacing w:before="0" w:after="0" w:line="240" w:lineRule="auto"/>
             </w:pPr>
             <w:r>
               <w:t xml:space="preserve">—</w:t>
@@ -663,6 +672,7 @@
           <w:p>
             <w:pPr>
               <w:pStyle w:val="Compact"/>
+              <w:spacing w:before="0" w:after="0" w:line="240" w:lineRule="auto"/>
             </w:pPr>
             <w:r>
               <w:rPr>
@@ -677,6 +687,7 @@
           <w:p>
             <w:pPr>
               <w:pStyle w:val="Compact"/>
+              <w:spacing w:before="0" w:after="0" w:line="240" w:lineRule="auto"/>
             </w:pPr>
             <w:r>
               <w:t xml:space="preserve">копіювати</w:t>
@@ -688,6 +699,7 @@
           <w:p>
             <w:pPr>
               <w:pStyle w:val="Compact"/>
+              <w:spacing w:before="0" w:after="0" w:line="240" w:lineRule="auto"/>
             </w:pPr>
             <w:r>
               <w:rPr>
@@ -740,6 +752,7 @@
           <w:p>
             <w:pPr>
               <w:pStyle w:val="Compact"/>
+              <w:spacing w:before="0" w:after="0" w:line="240" w:lineRule="auto"/>
             </w:pPr>
             <w:r>
               <w:rPr>
@@ -754,6 +767,7 @@
           <w:p>
             <w:pPr>
               <w:pStyle w:val="Compact"/>
+              <w:spacing w:before="0" w:after="0" w:line="240" w:lineRule="auto"/>
             </w:pPr>
             <w:r>
               <w:t xml:space="preserve">перемістити або перейменувати</w:t>
@@ -765,6 +779,7 @@
           <w:p>
             <w:pPr>
               <w:pStyle w:val="Compact"/>
+              <w:spacing w:before="0" w:after="0" w:line="240" w:lineRule="auto"/>
             </w:pPr>
             <w:r>
               <w:rPr>
@@ -802,6 +817,7 @@
           <w:p>
             <w:pPr>
               <w:pStyle w:val="Compact"/>
+              <w:spacing w:before="0" w:after="0" w:line="240" w:lineRule="auto"/>
             </w:pPr>
             <w:r>
               <w:rPr>
@@ -816,6 +832,7 @@
           <w:p>
             <w:pPr>
               <w:pStyle w:val="Compact"/>
+              <w:spacing w:before="0" w:after="0" w:line="240" w:lineRule="auto"/>
             </w:pPr>
             <w:r>
               <w:t xml:space="preserve">видалити</w:t>
@@ -827,6 +844,7 @@
           <w:p>
             <w:pPr>
               <w:pStyle w:val="Compact"/>
+              <w:spacing w:before="0" w:after="0" w:line="240" w:lineRule="auto"/>
             </w:pPr>
             <w:r>
               <w:rPr>
@@ -879,6 +897,7 @@
           <w:p>
             <w:pPr>
               <w:pStyle w:val="Compact"/>
+              <w:spacing w:before="0" w:after="0" w:line="240" w:lineRule="auto"/>
             </w:pPr>
             <w:r>
               <w:rPr>
@@ -893,6 +912,7 @@
           <w:p>
             <w:pPr>
               <w:pStyle w:val="Compact"/>
+              <w:spacing w:before="0" w:after="0" w:line="240" w:lineRule="auto"/>
             </w:pPr>
             <w:r>
               <w:t xml:space="preserve">видалити порожній каталог</w:t>
@@ -904,6 +924,7 @@
           <w:p>
             <w:pPr>
               <w:pStyle w:val="Compact"/>
+              <w:spacing w:before="0" w:after="0" w:line="240" w:lineRule="auto"/>
             </w:pPr>
             <w:r>
               <w:t xml:space="preserve">—</w:t>
@@ -917,6 +938,7 @@
           <w:p>
             <w:pPr>
               <w:pStyle w:val="Compact"/>
+              <w:spacing w:before="0" w:after="0" w:line="240" w:lineRule="auto"/>
             </w:pPr>
             <w:r>
               <w:rPr>
@@ -943,6 +965,7 @@
           <w:p>
             <w:pPr>
               <w:pStyle w:val="Compact"/>
+              <w:spacing w:before="0" w:after="0" w:line="240" w:lineRule="auto"/>
             </w:pPr>
             <w:r>
               <w:t xml:space="preserve">переглянути вміст</w:t>
@@ -954,6 +977,7 @@
           <w:p>
             <w:pPr>
               <w:pStyle w:val="Compact"/>
+              <w:spacing w:before="0" w:after="0" w:line="240" w:lineRule="auto"/>
             </w:pPr>
             <w:r>
               <w:rPr>
@@ -976,6 +1000,7 @@
           <w:p>
             <w:pPr>
               <w:pStyle w:val="Compact"/>
+              <w:spacing w:before="0" w:after="0" w:line="240" w:lineRule="auto"/>
             </w:pPr>
             <w:r>
               <w:rPr>
@@ -1002,6 +1027,7 @@
           <w:p>
             <w:pPr>
               <w:pStyle w:val="Compact"/>
+              <w:spacing w:before="0" w:after="0" w:line="240" w:lineRule="auto"/>
             </w:pPr>
             <w:r>
               <w:t xml:space="preserve">початок або кінець файлу</w:t>
@@ -1013,6 +1039,7 @@
           <w:p>
             <w:pPr>
               <w:pStyle w:val="Compact"/>
+              <w:spacing w:before="0" w:after="0" w:line="240" w:lineRule="auto"/>
             </w:pPr>
             <w:r>
               <w:rPr>
@@ -1452,8 +1479,8 @@
       <w:tblPr>
         <w:tblStyle w:val="Table"/>
         <w:tblW w:type="dxa" w:w="9637"/>
+        <w:tblLayout w:type="fixed"/>
         <w:tblLook w:firstRow="1" w:lastRow="0" w:firstColumn="0" w:lastColumn="0" w:noHBand="0" w:noVBand="0" w:val="0020"/>
-        <w:tblLayout w:type="fixed"/>
       </w:tblPr>
       <w:tblGrid>
         <w:gridCol w:w="3212"/>
@@ -1469,6 +1496,7 @@
           <w:p>
             <w:pPr>
               <w:pStyle w:val="Compact"/>
+              <w:spacing w:before="0" w:after="0" w:line="240" w:lineRule="auto"/>
             </w:pPr>
             <w:r>
               <w:t xml:space="preserve">Характеристика</w:t>
@@ -1480,6 +1508,7 @@
           <w:p>
             <w:pPr>
               <w:pStyle w:val="Compact"/>
+              <w:spacing w:before="0" w:after="0" w:line="240" w:lineRule="auto"/>
             </w:pPr>
             <w:r>
               <w:t xml:space="preserve">Жорстке (</w:t>
@@ -1500,6 +1529,7 @@
           <w:p>
             <w:pPr>
               <w:pStyle w:val="Compact"/>
+              <w:spacing w:before="0" w:after="0" w:line="240" w:lineRule="auto"/>
             </w:pPr>
             <w:r>
               <w:t xml:space="preserve">Символічне (</w:t>
@@ -1522,6 +1552,7 @@
           <w:p>
             <w:pPr>
               <w:pStyle w:val="Compact"/>
+              <w:spacing w:before="0" w:after="0" w:line="240" w:lineRule="auto"/>
             </w:pPr>
             <w:r>
               <w:t xml:space="preserve">Що зберігає</w:t>
@@ -1533,6 +1564,7 @@
           <w:p>
             <w:pPr>
               <w:pStyle w:val="Compact"/>
+              <w:spacing w:before="0" w:after="0" w:line="240" w:lineRule="auto"/>
             </w:pPr>
             <w:r>
               <w:t xml:space="preserve">той самий inode</w:t>
@@ -1544,6 +1576,7 @@
           <w:p>
             <w:pPr>
               <w:pStyle w:val="Compact"/>
+              <w:spacing w:before="0" w:after="0" w:line="240" w:lineRule="auto"/>
             </w:pPr>
             <w:r>
               <w:t xml:space="preserve">шлях до іншого файлу</w:t>
@@ -1557,6 +1590,7 @@
           <w:p>
             <w:pPr>
               <w:pStyle w:val="Compact"/>
+              <w:spacing w:before="0" w:after="0" w:line="240" w:lineRule="auto"/>
             </w:pPr>
             <w:r>
               <w:t xml:space="preserve">Між файловими системами</w:t>
@@ -1568,6 +1602,7 @@
           <w:p>
             <w:pPr>
               <w:pStyle w:val="Compact"/>
+              <w:spacing w:before="0" w:after="0" w:line="240" w:lineRule="auto"/>
             </w:pPr>
             <w:r>
               <w:t xml:space="preserve">неможливе</w:t>
@@ -1579,6 +1614,7 @@
           <w:p>
             <w:pPr>
               <w:pStyle w:val="Compact"/>
+              <w:spacing w:before="0" w:after="0" w:line="240" w:lineRule="auto"/>
             </w:pPr>
             <w:r>
               <w:t xml:space="preserve">можливе</w:t>
@@ -1592,6 +1628,7 @@
           <w:p>
             <w:pPr>
               <w:pStyle w:val="Compact"/>
+              <w:spacing w:before="0" w:after="0" w:line="240" w:lineRule="auto"/>
             </w:pPr>
             <w:r>
               <w:t xml:space="preserve">На каталог</w:t>
@@ -1603,6 +1640,7 @@
           <w:p>
             <w:pPr>
               <w:pStyle w:val="Compact"/>
+              <w:spacing w:before="0" w:after="0" w:line="240" w:lineRule="auto"/>
             </w:pPr>
             <w:r>
               <w:t xml:space="preserve">неможливе</w:t>
@@ -1614,6 +1652,7 @@
           <w:p>
             <w:pPr>
               <w:pStyle w:val="Compact"/>
+              <w:spacing w:before="0" w:after="0" w:line="240" w:lineRule="auto"/>
             </w:pPr>
             <w:r>
               <w:t xml:space="preserve">можливе</w:t>
@@ -1627,6 +1666,7 @@
           <w:p>
             <w:pPr>
               <w:pStyle w:val="Compact"/>
+              <w:spacing w:before="0" w:after="0" w:line="240" w:lineRule="auto"/>
             </w:pPr>
             <w:r>
               <w:t xml:space="preserve">Після видалення оригіналу</w:t>
@@ -1638,6 +1678,7 @@
           <w:p>
             <w:pPr>
               <w:pStyle w:val="Compact"/>
+              <w:spacing w:before="0" w:after="0" w:line="240" w:lineRule="auto"/>
             </w:pPr>
             <w:r>
               <w:t xml:space="preserve">дані доступні</w:t>
@@ -1649,6 +1690,7 @@
           <w:p>
             <w:pPr>
               <w:pStyle w:val="Compact"/>
+              <w:spacing w:before="0" w:after="0" w:line="240" w:lineRule="auto"/>
             </w:pPr>
             <w:r>
               <w:t xml:space="preserve">посилання «висить»</w:t>
@@ -1662,6 +1704,7 @@
           <w:p>
             <w:pPr>
               <w:pStyle w:val="Compact"/>
+              <w:spacing w:before="0" w:after="0" w:line="240" w:lineRule="auto"/>
             </w:pPr>
             <w:r>
               <w:t xml:space="preserve">Видно в</w:t>
@@ -1682,6 +1725,7 @@
           <w:p>
             <w:pPr>
               <w:pStyle w:val="Compact"/>
+              <w:spacing w:before="0" w:after="0" w:line="240" w:lineRule="auto"/>
             </w:pPr>
             <w:r>
               <w:t xml:space="preserve">звичайний файл</w:t>
@@ -1693,6 +1737,7 @@
           <w:p>
             <w:pPr>
               <w:pStyle w:val="Compact"/>
+              <w:spacing w:before="0" w:after="0" w:line="240" w:lineRule="auto"/>
             </w:pPr>
             <w:r>
               <w:t xml:space="preserve">стрілка на ціль</w:t>
@@ -2190,6 +2235,7 @@
           <w:p>
             <w:pPr>
               <w:pStyle w:val="Compact"/>
+              <w:spacing w:before="0" w:after="0" w:line="240" w:lineRule="auto"/>
             </w:pPr>
             <w:r>
               <w:t xml:space="preserve">Ключ</w:t>
@@ -2201,6 +2247,7 @@
           <w:p>
             <w:pPr>
               <w:pStyle w:val="Compact"/>
+              <w:spacing w:before="0" w:after="0" w:line="240" w:lineRule="auto"/>
             </w:pPr>
             <w:r>
               <w:t xml:space="preserve">Значення</w:t>
@@ -2214,6 +2261,7 @@
           <w:p>
             <w:pPr>
               <w:pStyle w:val="Compact"/>
+              <w:spacing w:before="0" w:after="0" w:line="240" w:lineRule="auto"/>
             </w:pPr>
             <w:r>
               <w:rPr>
@@ -2258,6 +2306,7 @@
           <w:p>
             <w:pPr>
               <w:pStyle w:val="Compact"/>
+              <w:spacing w:before="0" w:after="0" w:line="240" w:lineRule="auto"/>
             </w:pPr>
             <w:r>
               <w:t xml:space="preserve">створити (create), розпакувати (extract), показати вміст (list)</w:t>
@@ -2271,6 +2320,7 @@
           <w:p>
             <w:pPr>
               <w:pStyle w:val="Compact"/>
+              <w:spacing w:before="0" w:after="0" w:line="240" w:lineRule="auto"/>
             </w:pPr>
             <w:r>
               <w:rPr>
@@ -2285,6 +2335,7 @@
           <w:p>
             <w:pPr>
               <w:pStyle w:val="Compact"/>
+              <w:spacing w:before="0" w:after="0" w:line="240" w:lineRule="auto"/>
             </w:pPr>
             <w:r>
               <w:t xml:space="preserve">ім’я архіву — має стояти останнім у групі ключів</w:t>
@@ -2298,6 +2349,7 @@
           <w:p>
             <w:pPr>
               <w:pStyle w:val="Compact"/>
+              <w:spacing w:before="0" w:after="0" w:line="240" w:lineRule="auto"/>
             </w:pPr>
             <w:r>
               <w:rPr>
@@ -2312,6 +2364,7 @@
           <w:p>
             <w:pPr>
               <w:pStyle w:val="Compact"/>
+              <w:spacing w:before="0" w:after="0" w:line="240" w:lineRule="auto"/>
             </w:pPr>
             <w:r>
               <w:t xml:space="preserve">показувати кожен файл</w:t>
@@ -2325,6 +2378,7 @@
           <w:p>
             <w:pPr>
               <w:pStyle w:val="Compact"/>
+              <w:spacing w:before="0" w:after="0" w:line="240" w:lineRule="auto"/>
             </w:pPr>
             <w:r>
               <w:rPr>
@@ -2369,6 +2423,7 @@
           <w:p>
             <w:pPr>
               <w:pStyle w:val="Compact"/>
+              <w:spacing w:before="0" w:after="0" w:line="240" w:lineRule="auto"/>
             </w:pPr>
             <w:r>
               <w:t xml:space="preserve">стиснення gzip / bzip2 / xz</w:t>
@@ -2382,6 +2437,7 @@
           <w:p>
             <w:pPr>
               <w:pStyle w:val="Compact"/>
+              <w:spacing w:before="0" w:after="0" w:line="240" w:lineRule="auto"/>
             </w:pPr>
             <w:r>
               <w:rPr>
@@ -2396,6 +2452,7 @@
           <w:p>
             <w:pPr>
               <w:pStyle w:val="Compact"/>
+              <w:spacing w:before="0" w:after="0" w:line="240" w:lineRule="auto"/>
             </w:pPr>
             <w:r>
               <w:t xml:space="preserve">розпакувати в зазначений каталог</w:t>
@@ -4661,6 +4718,7 @@
           <w:p>
             <w:pPr>
               <w:pStyle w:val="Compact"/>
+              <w:spacing w:before="0" w:after="0" w:line="240" w:lineRule="auto"/>
             </w:pPr>
             <w:r>
               <w:t xml:space="preserve">№</w:t>
@@ -4672,6 +4730,7 @@
           <w:p>
             <w:pPr>
               <w:pStyle w:val="Compact"/>
+              <w:spacing w:before="0" w:after="0" w:line="240" w:lineRule="auto"/>
             </w:pPr>
             <w:r>
               <w:t xml:space="preserve">Вихідний каталог</w:t>
@@ -4683,6 +4742,7 @@
           <w:p>
             <w:pPr>
               <w:pStyle w:val="Compact"/>
+              <w:spacing w:before="0" w:after="0" w:line="240" w:lineRule="auto"/>
             </w:pPr>
             <w:r>
               <w:t xml:space="preserve">Критерій пошуку</w:t>
@@ -4694,6 +4754,7 @@
           <w:p>
             <w:pPr>
               <w:pStyle w:val="Compact"/>
+              <w:spacing w:before="0" w:after="0" w:line="240" w:lineRule="auto"/>
             </w:pPr>
             <w:r>
               <w:t xml:space="preserve">Формат архіву</w:t>
@@ -4705,6 +4766,7 @@
           <w:p>
             <w:pPr>
               <w:pStyle w:val="Compact"/>
+              <w:spacing w:before="0" w:after="0" w:line="240" w:lineRule="auto"/>
             </w:pPr>
             <w:r>
               <w:t xml:space="preserve">Додаткове завдання</w:t>
@@ -4718,6 +4780,7 @@
           <w:p>
             <w:pPr>
               <w:pStyle w:val="Compact"/>
+              <w:spacing w:before="0" w:after="0" w:line="240" w:lineRule="auto"/>
             </w:pPr>
             <w:r>
               <w:t xml:space="preserve">1</w:t>
@@ -4729,6 +4792,7 @@
           <w:p>
             <w:pPr>
               <w:pStyle w:val="Compact"/>
+              <w:spacing w:before="0" w:after="0" w:line="240" w:lineRule="auto"/>
             </w:pPr>
             <w:r>
               <w:rPr>
@@ -4743,6 +4807,7 @@
           <w:p>
             <w:pPr>
               <w:pStyle w:val="Compact"/>
+              <w:spacing w:before="0" w:after="0" w:line="240" w:lineRule="auto"/>
             </w:pPr>
             <w:r>
               <w:t xml:space="preserve">файли більші за 4 КБ</w:t>
@@ -4754,6 +4819,7 @@
           <w:p>
             <w:pPr>
               <w:pStyle w:val="Compact"/>
+              <w:spacing w:before="0" w:after="0" w:line="240" w:lineRule="auto"/>
             </w:pPr>
             <w:r>
               <w:rPr>
@@ -4768,6 +4834,7 @@
           <w:p>
             <w:pPr>
               <w:pStyle w:val="Compact"/>
+              <w:spacing w:before="0" w:after="0" w:line="240" w:lineRule="auto"/>
             </w:pPr>
             <w:r>
               <w:t xml:space="preserve">Пояснити, чому</w:t>
@@ -4811,6 +4878,7 @@
           <w:p>
             <w:pPr>
               <w:pStyle w:val="Compact"/>
+              <w:spacing w:before="0" w:after="0" w:line="240" w:lineRule="auto"/>
             </w:pPr>
             <w:r>
               <w:t xml:space="preserve">2</w:t>
@@ -4822,6 +4890,7 @@
           <w:p>
             <w:pPr>
               <w:pStyle w:val="Compact"/>
+              <w:spacing w:before="0" w:after="0" w:line="240" w:lineRule="auto"/>
             </w:pPr>
             <w:r>
               <w:rPr>
@@ -4836,6 +4905,7 @@
           <w:p>
             <w:pPr>
               <w:pStyle w:val="Compact"/>
+              <w:spacing w:before="0" w:after="0" w:line="240" w:lineRule="auto"/>
             </w:pPr>
             <w:r>
               <w:t xml:space="preserve">змінені за останню добу</w:t>
@@ -4847,6 +4917,7 @@
           <w:p>
             <w:pPr>
               <w:pStyle w:val="Compact"/>
+              <w:spacing w:before="0" w:after="0" w:line="240" w:lineRule="auto"/>
             </w:pPr>
             <w:r>
               <w:rPr>
@@ -4861,6 +4932,7 @@
           <w:p>
             <w:pPr>
               <w:pStyle w:val="Compact"/>
+              <w:spacing w:before="0" w:after="0" w:line="240" w:lineRule="auto"/>
             </w:pPr>
             <w:r>
               <w:t xml:space="preserve">Порівняти ступінь стиснення gzip і bzip2 на тих самих даних</w:t>
@@ -4874,6 +4946,7 @@
           <w:p>
             <w:pPr>
               <w:pStyle w:val="Compact"/>
+              <w:spacing w:before="0" w:after="0" w:line="240" w:lineRule="auto"/>
             </w:pPr>
             <w:r>
               <w:t xml:space="preserve">3</w:t>
@@ -4885,6 +4958,7 @@
           <w:p>
             <w:pPr>
               <w:pStyle w:val="Compact"/>
+              <w:spacing w:before="0" w:after="0" w:line="240" w:lineRule="auto"/>
             </w:pPr>
             <w:r>
               <w:rPr>
@@ -4899,6 +4973,7 @@
           <w:p>
             <w:pPr>
               <w:pStyle w:val="Compact"/>
+              <w:spacing w:before="0" w:after="0" w:line="240" w:lineRule="auto"/>
             </w:pPr>
             <w:r>
               <w:t xml:space="preserve">порожні файли</w:t>
@@ -4910,6 +4985,7 @@
           <w:p>
             <w:pPr>
               <w:pStyle w:val="Compact"/>
+              <w:spacing w:before="0" w:after="0" w:line="240" w:lineRule="auto"/>
             </w:pPr>
             <w:r>
               <w:rPr>
@@ -4924,6 +5000,7 @@
           <w:p>
             <w:pPr>
               <w:pStyle w:val="Compact"/>
+              <w:spacing w:before="0" w:after="0" w:line="240" w:lineRule="auto"/>
             </w:pPr>
             <w:r>
               <w:t xml:space="preserve">Пояснити, у яких випадках потрібен формат zip</w:t>
@@ -4937,6 +5014,7 @@
           <w:p>
             <w:pPr>
               <w:pStyle w:val="Compact"/>
+              <w:spacing w:before="0" w:after="0" w:line="240" w:lineRule="auto"/>
             </w:pPr>
             <w:r>
               <w:t xml:space="preserve">4</w:t>
@@ -4948,6 +5026,7 @@
           <w:p>
             <w:pPr>
               <w:pStyle w:val="Compact"/>
+              <w:spacing w:before="0" w:after="0" w:line="240" w:lineRule="auto"/>
             </w:pPr>
             <w:r>
               <w:rPr>
@@ -4962,6 +5041,7 @@
           <w:p>
             <w:pPr>
               <w:pStyle w:val="Compact"/>
+              <w:spacing w:before="0" w:after="0" w:line="240" w:lineRule="auto"/>
             </w:pPr>
             <w:r>
               <w:t xml:space="preserve">файли з розширенням</w:t>
@@ -4982,6 +5062,7 @@
           <w:p>
             <w:pPr>
               <w:pStyle w:val="Compact"/>
+              <w:spacing w:before="0" w:after="0" w:line="240" w:lineRule="auto"/>
             </w:pPr>
             <w:r>
               <w:rPr>
@@ -4996,6 +5077,7 @@
           <w:p>
             <w:pPr>
               <w:pStyle w:val="Compact"/>
+              <w:spacing w:before="0" w:after="0" w:line="240" w:lineRule="auto"/>
             </w:pPr>
             <w:r>
               <w:t xml:space="preserve">Знайти всі символічні посилання в</w:t>
@@ -5024,6 +5106,7 @@
           <w:p>
             <w:pPr>
               <w:pStyle w:val="Compact"/>
+              <w:spacing w:before="0" w:after="0" w:line="240" w:lineRule="auto"/>
             </w:pPr>
             <w:r>
               <w:t xml:space="preserve">5</w:t>
@@ -5035,6 +5118,7 @@
           <w:p>
             <w:pPr>
               <w:pStyle w:val="Compact"/>
+              <w:spacing w:before="0" w:after="0" w:line="240" w:lineRule="auto"/>
             </w:pPr>
             <w:r>
               <w:rPr>
@@ -5049,6 +5133,7 @@
           <w:p>
             <w:pPr>
               <w:pStyle w:val="Compact"/>
+              <w:spacing w:before="0" w:after="0" w:line="240" w:lineRule="auto"/>
             </w:pPr>
             <w:r>
               <w:t xml:space="preserve">файли більші за 100 КБ</w:t>
@@ -5060,6 +5145,7 @@
           <w:p>
             <w:pPr>
               <w:pStyle w:val="Compact"/>
+              <w:spacing w:before="0" w:after="0" w:line="240" w:lineRule="auto"/>
             </w:pPr>
             <w:r>
               <w:rPr>
@@ -5074,6 +5160,7 @@
           <w:p>
             <w:pPr>
               <w:pStyle w:val="Compact"/>
+              <w:spacing w:before="0" w:after="0" w:line="240" w:lineRule="auto"/>
             </w:pPr>
             <w:r>
               <w:t xml:space="preserve">Пояснити, чому журнали ротують і як це налаштовано</w:t>
@@ -5087,6 +5174,7 @@
           <w:p>
             <w:pPr>
               <w:pStyle w:val="Compact"/>
+              <w:spacing w:before="0" w:after="0" w:line="240" w:lineRule="auto"/>
             </w:pPr>
             <w:r>
               <w:t xml:space="preserve">6</w:t>
@@ -5098,6 +5186,7 @@
           <w:p>
             <w:pPr>
               <w:pStyle w:val="Compact"/>
+              <w:spacing w:before="0" w:after="0" w:line="240" w:lineRule="auto"/>
             </w:pPr>
             <w:r>
               <w:rPr>
@@ -5112,6 +5201,7 @@
           <w:p>
             <w:pPr>
               <w:pStyle w:val="Compact"/>
+              <w:spacing w:before="0" w:after="0" w:line="240" w:lineRule="auto"/>
             </w:pPr>
             <w:r>
               <w:t xml:space="preserve">каталоги на глибині 2</w:t>
@@ -5123,6 +5213,7 @@
           <w:p>
             <w:pPr>
               <w:pStyle w:val="Compact"/>
+              <w:spacing w:before="0" w:after="0" w:line="240" w:lineRule="auto"/>
             </w:pPr>
             <w:r>
               <w:rPr>
@@ -5137,6 +5228,7 @@
           <w:p>
             <w:pPr>
               <w:pStyle w:val="Compact"/>
+              <w:spacing w:before="0" w:after="0" w:line="240" w:lineRule="auto"/>
             </w:pPr>
             <w:r>
               <w:t xml:space="preserve">Показати, що станеться з жорстким посиланням на іншій ФС</w:t>
@@ -5150,6 +5242,7 @@
           <w:p>
             <w:pPr>
               <w:pStyle w:val="Compact"/>
+              <w:spacing w:before="0" w:after="0" w:line="240" w:lineRule="auto"/>
             </w:pPr>
             <w:r>
               <w:t xml:space="preserve">7</w:t>
@@ -5161,6 +5254,7 @@
           <w:p>
             <w:pPr>
               <w:pStyle w:val="Compact"/>
+              <w:spacing w:before="0" w:after="0" w:line="240" w:lineRule="auto"/>
             </w:pPr>
             <w:r>
               <w:rPr>
@@ -5175,6 +5269,7 @@
           <w:p>
             <w:pPr>
               <w:pStyle w:val="Compact"/>
+              <w:spacing w:before="0" w:after="0" w:line="240" w:lineRule="auto"/>
             </w:pPr>
             <w:r>
               <w:t xml:space="preserve">файли</w:t>
@@ -5201,6 +5296,7 @@
           <w:p>
             <w:pPr>
               <w:pStyle w:val="Compact"/>
+              <w:spacing w:before="0" w:after="0" w:line="240" w:lineRule="auto"/>
             </w:pPr>
             <w:r>
               <w:rPr>
@@ -5215,6 +5311,7 @@
           <w:p>
             <w:pPr>
               <w:pStyle w:val="Compact"/>
+              <w:spacing w:before="0" w:after="0" w:line="240" w:lineRule="auto"/>
             </w:pPr>
             <w:r>
               <w:t xml:space="preserve">Пояснити різницю між</w:t>
@@ -5258,6 +5355,7 @@
           <w:p>
             <w:pPr>
               <w:pStyle w:val="Compact"/>
+              <w:spacing w:before="0" w:after="0" w:line="240" w:lineRule="auto"/>
             </w:pPr>
             <w:r>
               <w:t xml:space="preserve">8</w:t>
@@ -5269,6 +5367,7 @@
           <w:p>
             <w:pPr>
               <w:pStyle w:val="Compact"/>
+              <w:spacing w:before="0" w:after="0" w:line="240" w:lineRule="auto"/>
             </w:pPr>
             <w:r>
               <w:rPr>
@@ -5283,6 +5382,7 @@
           <w:p>
             <w:pPr>
               <w:pStyle w:val="Compact"/>
+              <w:spacing w:before="0" w:after="0" w:line="240" w:lineRule="auto"/>
             </w:pPr>
             <w:r>
               <w:t xml:space="preserve">файли, змінені за тиждень</w:t>
@@ -5294,6 +5394,7 @@
           <w:p>
             <w:pPr>
               <w:pStyle w:val="Compact"/>
+              <w:spacing w:before="0" w:after="0" w:line="240" w:lineRule="auto"/>
             </w:pPr>
             <w:r>
               <w:rPr>
@@ -5308,6 +5409,7 @@
           <w:p>
             <w:pPr>
               <w:pStyle w:val="Compact"/>
+              <w:spacing w:before="0" w:after="0" w:line="240" w:lineRule="auto"/>
             </w:pPr>
             <w:r>
               <w:t xml:space="preserve">Знайти файли, доступні на запис усім користувачам</w:t>
@@ -5321,6 +5423,7 @@
           <w:p>
             <w:pPr>
               <w:pStyle w:val="Compact"/>
+              <w:spacing w:before="0" w:after="0" w:line="240" w:lineRule="auto"/>
             </w:pPr>
             <w:r>
               <w:t xml:space="preserve">9</w:t>
@@ -5332,6 +5435,7 @@
           <w:p>
             <w:pPr>
               <w:pStyle w:val="Compact"/>
+              <w:spacing w:before="0" w:after="0" w:line="240" w:lineRule="auto"/>
             </w:pPr>
             <w:r>
               <w:rPr>
@@ -5346,6 +5450,7 @@
           <w:p>
             <w:pPr>
               <w:pStyle w:val="Compact"/>
+              <w:spacing w:before="0" w:after="0" w:line="240" w:lineRule="auto"/>
             </w:pPr>
             <w:r>
               <w:t xml:space="preserve">файли без розширення</w:t>
@@ -5357,6 +5462,7 @@
           <w:p>
             <w:pPr>
               <w:pStyle w:val="Compact"/>
+              <w:spacing w:before="0" w:after="0" w:line="240" w:lineRule="auto"/>
             </w:pPr>
             <w:r>
               <w:rPr>
@@ -5371,6 +5477,7 @@
           <w:p>
             <w:pPr>
               <w:pStyle w:val="Compact"/>
+              <w:spacing w:before="0" w:after="0" w:line="240" w:lineRule="auto"/>
             </w:pPr>
             <w:r>
               <w:t xml:space="preserve">Пояснити, навіщо в</w:t>
@@ -5399,6 +5506,7 @@
           <w:p>
             <w:pPr>
               <w:pStyle w:val="Compact"/>
+              <w:spacing w:before="0" w:after="0" w:line="240" w:lineRule="auto"/>
             </w:pPr>
             <w:r>
               <w:t xml:space="preserve">10</w:t>
@@ -5410,6 +5518,7 @@
           <w:p>
             <w:pPr>
               <w:pStyle w:val="Compact"/>
+              <w:spacing w:before="0" w:after="0" w:line="240" w:lineRule="auto"/>
             </w:pPr>
             <w:r>
               <w:rPr>
@@ -5424,6 +5533,7 @@
           <w:p>
             <w:pPr>
               <w:pStyle w:val="Compact"/>
+              <w:spacing w:before="0" w:after="0" w:line="240" w:lineRule="auto"/>
             </w:pPr>
             <w:r>
               <w:t xml:space="preserve">файли</w:t>
@@ -5444,6 +5554,7 @@
           <w:p>
             <w:pPr>
               <w:pStyle w:val="Compact"/>
+              <w:spacing w:before="0" w:after="0" w:line="240" w:lineRule="auto"/>
             </w:pPr>
             <w:r>
               <w:rPr>
@@ -5458,6 +5569,7 @@
           <w:p>
             <w:pPr>
               <w:pStyle w:val="Compact"/>
+              <w:spacing w:before="0" w:after="0" w:line="240" w:lineRule="auto"/>
             </w:pPr>
             <w:r>
               <w:t xml:space="preserve">Пояснити, чому розширення в Linux не визначає тип файлу</w:t>
@@ -5471,6 +5583,7 @@
           <w:p>
             <w:pPr>
               <w:pStyle w:val="Compact"/>
+              <w:spacing w:before="0" w:after="0" w:line="240" w:lineRule="auto"/>
             </w:pPr>
             <w:r>
               <w:t xml:space="preserve">11</w:t>
@@ -5482,6 +5595,7 @@
           <w:p>
             <w:pPr>
               <w:pStyle w:val="Compact"/>
+              <w:spacing w:before="0" w:after="0" w:line="240" w:lineRule="auto"/>
             </w:pPr>
             <w:r>
               <w:rPr>
@@ -5496,6 +5610,7 @@
           <w:p>
             <w:pPr>
               <w:pStyle w:val="Compact"/>
+              <w:spacing w:before="0" w:after="0" w:line="240" w:lineRule="auto"/>
             </w:pPr>
             <w:r>
               <w:t xml:space="preserve">усі звичайні файли</w:t>
@@ -5507,6 +5622,7 @@
           <w:p>
             <w:pPr>
               <w:pStyle w:val="Compact"/>
+              <w:spacing w:before="0" w:after="0" w:line="240" w:lineRule="auto"/>
             </w:pPr>
             <w:r>
               <w:rPr>
@@ -5521,6 +5637,7 @@
           <w:p>
             <w:pPr>
               <w:pStyle w:val="Compact"/>
+              <w:spacing w:before="0" w:after="0" w:line="240" w:lineRule="auto"/>
             </w:pPr>
             <w:r>
               <w:t xml:space="preserve">Показати вміст архіву без розпакування та пояснити ключі</w:t>
@@ -5534,6 +5651,7 @@
           <w:p>
             <w:pPr>
               <w:pStyle w:val="Compact"/>
+              <w:spacing w:before="0" w:after="0" w:line="240" w:lineRule="auto"/>
             </w:pPr>
             <w:r>
               <w:t xml:space="preserve">12</w:t>
@@ -5545,6 +5663,7 @@
           <w:p>
             <w:pPr>
               <w:pStyle w:val="Compact"/>
+              <w:spacing w:before="0" w:after="0" w:line="240" w:lineRule="auto"/>
             </w:pPr>
             <w:r>
               <w:rPr>
@@ -5559,6 +5678,7 @@
           <w:p>
             <w:pPr>
               <w:pStyle w:val="Compact"/>
+              <w:spacing w:before="0" w:after="0" w:line="240" w:lineRule="auto"/>
             </w:pPr>
             <w:r>
               <w:t xml:space="preserve">файли старші за 7 днів</w:t>
@@ -5570,6 +5690,7 @@
           <w:p>
             <w:pPr>
               <w:pStyle w:val="Compact"/>
+              <w:spacing w:before="0" w:after="0" w:line="240" w:lineRule="auto"/>
             </w:pPr>
             <w:r>
               <w:rPr>
@@ -5584,6 +5705,7 @@
           <w:p>
             <w:pPr>
               <w:pStyle w:val="Compact"/>
+              <w:spacing w:before="0" w:after="0" w:line="240" w:lineRule="auto"/>
             </w:pPr>
             <w:r>
               <w:t xml:space="preserve">Запропонувати схему ротації резервних копій</w:t>
@@ -5597,6 +5719,7 @@
           <w:p>
             <w:pPr>
               <w:pStyle w:val="Compact"/>
+              <w:spacing w:before="0" w:after="0" w:line="240" w:lineRule="auto"/>
             </w:pPr>
             <w:r>
               <w:t xml:space="preserve">13</w:t>
@@ -5608,6 +5731,7 @@
           <w:p>
             <w:pPr>
               <w:pStyle w:val="Compact"/>
+              <w:spacing w:before="0" w:after="0" w:line="240" w:lineRule="auto"/>
             </w:pPr>
             <w:r>
               <w:rPr>
@@ -5622,6 +5746,7 @@
           <w:p>
             <w:pPr>
               <w:pStyle w:val="Compact"/>
+              <w:spacing w:before="0" w:after="0" w:line="240" w:lineRule="auto"/>
             </w:pPr>
             <w:r>
               <w:t xml:space="preserve">файли з іменем із 4 символів</w:t>
@@ -5633,6 +5758,7 @@
           <w:p>
             <w:pPr>
               <w:pStyle w:val="Compact"/>
+              <w:spacing w:before="0" w:after="0" w:line="240" w:lineRule="auto"/>
             </w:pPr>
             <w:r>
               <w:rPr>
@@ -5647,6 +5773,7 @@
           <w:p>
             <w:pPr>
               <w:pStyle w:val="Compact"/>
+              <w:spacing w:before="0" w:after="0" w:line="240" w:lineRule="auto"/>
             </w:pPr>
             <w:r>
               <w:t xml:space="preserve">Порівняти час архівування gzip і xz</w:t>
@@ -5660,6 +5787,7 @@
           <w:p>
             <w:pPr>
               <w:pStyle w:val="Compact"/>
+              <w:spacing w:before="0" w:after="0" w:line="240" w:lineRule="auto"/>
             </w:pPr>
             <w:r>
               <w:t xml:space="preserve">14</w:t>
@@ -5671,6 +5799,7 @@
           <w:p>
             <w:pPr>
               <w:pStyle w:val="Compact"/>
+              <w:spacing w:before="0" w:after="0" w:line="240" w:lineRule="auto"/>
             </w:pPr>
             <w:r>
               <w:rPr>
@@ -5685,6 +5814,7 @@
           <w:p>
             <w:pPr>
               <w:pStyle w:val="Compact"/>
+              <w:spacing w:before="0" w:after="0" w:line="240" w:lineRule="auto"/>
             </w:pPr>
             <w:r>
               <w:t xml:space="preserve">файли</w:t>
@@ -5705,6 +5835,7 @@
           <w:p>
             <w:pPr>
               <w:pStyle w:val="Compact"/>
+              <w:spacing w:before="0" w:after="0" w:line="240" w:lineRule="auto"/>
             </w:pPr>
             <w:r>
               <w:rPr>
@@ -5719,6 +5850,7 @@
           <w:p>
             <w:pPr>
               <w:pStyle w:val="Compact"/>
+              <w:spacing w:before="0" w:after="0" w:line="240" w:lineRule="auto"/>
             </w:pPr>
             <w:r>
               <w:t xml:space="preserve">Знайти службу за словом в описі та пояснити спосіб пошуку</w:t>
@@ -5732,6 +5864,7 @@
           <w:p>
             <w:pPr>
               <w:pStyle w:val="Compact"/>
+              <w:spacing w:before="0" w:after="0" w:line="240" w:lineRule="auto"/>
             </w:pPr>
             <w:r>
               <w:t xml:space="preserve">15</w:t>
@@ -5743,6 +5876,7 @@
           <w:p>
             <w:pPr>
               <w:pStyle w:val="Compact"/>
+              <w:spacing w:before="0" w:after="0" w:line="240" w:lineRule="auto"/>
             </w:pPr>
             <w:r>
               <w:rPr>
@@ -5757,6 +5891,7 @@
           <w:p>
             <w:pPr>
               <w:pStyle w:val="Compact"/>
+              <w:spacing w:before="0" w:after="0" w:line="240" w:lineRule="auto"/>
             </w:pPr>
             <w:r>
               <w:t xml:space="preserve">усі каталоги</w:t>
@@ -5768,6 +5903,7 @@
           <w:p>
             <w:pPr>
               <w:pStyle w:val="Compact"/>
+              <w:spacing w:before="0" w:after="0" w:line="240" w:lineRule="auto"/>
             </w:pPr>
             <w:r>
               <w:rPr>
@@ -5782,6 +5918,7 @@
           <w:p>
             <w:pPr>
               <w:pStyle w:val="Compact"/>
+              <w:spacing w:before="0" w:after="0" w:line="240" w:lineRule="auto"/>
             </w:pPr>
             <w:r>
               <w:t xml:space="preserve">Пояснити, що станеться, якщо відмонтувати зайнятий носій</w:t>
@@ -5795,6 +5932,7 @@
           <w:p>
             <w:pPr>
               <w:pStyle w:val="Compact"/>
+              <w:spacing w:before="0" w:after="0" w:line="240" w:lineRule="auto"/>
             </w:pPr>
             <w:r>
               <w:t xml:space="preserve">16</w:t>
@@ -5806,6 +5944,7 @@
           <w:p>
             <w:pPr>
               <w:pStyle w:val="Compact"/>
+              <w:spacing w:before="0" w:after="0" w:line="240" w:lineRule="auto"/>
             </w:pPr>
             <w:r>
               <w:rPr>
@@ -5820,6 +5959,7 @@
           <w:p>
             <w:pPr>
               <w:pStyle w:val="Compact"/>
+              <w:spacing w:before="0" w:after="0" w:line="240" w:lineRule="auto"/>
             </w:pPr>
             <w:r>
               <w:t xml:space="preserve">файли більші за 2 КБ</w:t>
@@ -5831,6 +5971,7 @@
           <w:p>
             <w:pPr>
               <w:pStyle w:val="Compact"/>
+              <w:spacing w:before="0" w:after="0" w:line="240" w:lineRule="auto"/>
             </w:pPr>
             <w:r>
               <w:rPr>
@@ -5845,6 +5986,7 @@
           <w:p>
             <w:pPr>
               <w:pStyle w:val="Compact"/>
+              <w:spacing w:before="0" w:after="0" w:line="240" w:lineRule="auto"/>
             </w:pPr>
             <w:r>
               <w:t xml:space="preserve">Пояснити, як влаштована нумерація розділів man</w:t>
@@ -5858,6 +6000,7 @@
           <w:p>
             <w:pPr>
               <w:pStyle w:val="Compact"/>
+              <w:spacing w:before="0" w:after="0" w:line="240" w:lineRule="auto"/>
             </w:pPr>
             <w:r>
               <w:t xml:space="preserve">17</w:t>
@@ -5869,6 +6012,7 @@
           <w:p>
             <w:pPr>
               <w:pStyle w:val="Compact"/>
+              <w:spacing w:before="0" w:after="0" w:line="240" w:lineRule="auto"/>
             </w:pPr>
             <w:r>
               <w:rPr>
@@ -5883,6 +6027,7 @@
           <w:p>
             <w:pPr>
               <w:pStyle w:val="Compact"/>
+              <w:spacing w:before="0" w:after="0" w:line="240" w:lineRule="auto"/>
             </w:pPr>
             <w:r>
               <w:t xml:space="preserve">файли, змінені за місяць</w:t>
@@ -5894,6 +6039,7 @@
           <w:p>
             <w:pPr>
               <w:pStyle w:val="Compact"/>
+              <w:spacing w:before="0" w:after="0" w:line="240" w:lineRule="auto"/>
             </w:pPr>
             <w:r>
               <w:rPr>
@@ -5908,6 +6054,7 @@
           <w:p>
             <w:pPr>
               <w:pStyle w:val="Compact"/>
+              <w:spacing w:before="0" w:after="0" w:line="240" w:lineRule="auto"/>
             </w:pPr>
             <w:r>
               <w:t xml:space="preserve">Знайти найбільший файл у домашньому каталозі двома способами</w:t>
@@ -5921,6 +6068,7 @@
           <w:p>
             <w:pPr>
               <w:pStyle w:val="Compact"/>
+              <w:spacing w:before="0" w:after="0" w:line="240" w:lineRule="auto"/>
             </w:pPr>
             <w:r>
               <w:t xml:space="preserve">18</w:t>
@@ -5932,6 +6080,7 @@
           <w:p>
             <w:pPr>
               <w:pStyle w:val="Compact"/>
+              <w:spacing w:before="0" w:after="0" w:line="240" w:lineRule="auto"/>
             </w:pPr>
             <w:r>
               <w:rPr>
@@ -5946,6 +6095,7 @@
           <w:p>
             <w:pPr>
               <w:pStyle w:val="Compact"/>
+              <w:spacing w:before="0" w:after="0" w:line="240" w:lineRule="auto"/>
             </w:pPr>
             <w:r>
               <w:t xml:space="preserve">файли більші за 1 МБ</w:t>
@@ -5957,6 +6107,7 @@
           <w:p>
             <w:pPr>
               <w:pStyle w:val="Compact"/>
+              <w:spacing w:before="0" w:after="0" w:line="240" w:lineRule="auto"/>
             </w:pPr>
             <w:r>
               <w:rPr>
@@ -5971,6 +6122,7 @@
           <w:p>
             <w:pPr>
               <w:pStyle w:val="Compact"/>
+              <w:spacing w:before="0" w:after="0" w:line="240" w:lineRule="auto"/>
             </w:pPr>
             <w:r>
               <w:t xml:space="preserve">Пояснити, чому</w:t>
@@ -5999,6 +6151,7 @@
           <w:p>
             <w:pPr>
               <w:pStyle w:val="Compact"/>
+              <w:spacing w:before="0" w:after="0" w:line="240" w:lineRule="auto"/>
             </w:pPr>
             <w:r>
               <w:t xml:space="preserve">19</w:t>
@@ -6010,6 +6163,7 @@
           <w:p>
             <w:pPr>
               <w:pStyle w:val="Compact"/>
+              <w:spacing w:before="0" w:after="0" w:line="240" w:lineRule="auto"/>
             </w:pPr>
             <w:r>
               <w:rPr>
@@ -6024,6 +6178,7 @@
           <w:p>
             <w:pPr>
               <w:pStyle w:val="Compact"/>
+              <w:spacing w:before="0" w:after="0" w:line="240" w:lineRule="auto"/>
             </w:pPr>
             <w:r>
               <w:t xml:space="preserve">виконувані файли</w:t>
@@ -6035,6 +6190,7 @@
           <w:p>
             <w:pPr>
               <w:pStyle w:val="Compact"/>
+              <w:spacing w:before="0" w:after="0" w:line="240" w:lineRule="auto"/>
             </w:pPr>
             <w:r>
               <w:rPr>
@@ -6049,6 +6205,7 @@
           <w:p>
             <w:pPr>
               <w:pStyle w:val="Compact"/>
+              <w:spacing w:before="0" w:after="0" w:line="240" w:lineRule="auto"/>
             </w:pPr>
             <w:r>
               <w:t xml:space="preserve">Пояснити зв’язок між</w:t>
@@ -6077,6 +6234,7 @@
           <w:p>
             <w:pPr>
               <w:pStyle w:val="Compact"/>
+              <w:spacing w:before="0" w:after="0" w:line="240" w:lineRule="auto"/>
             </w:pPr>
             <w:r>
               <w:t xml:space="preserve">20</w:t>
@@ -6088,6 +6246,7 @@
           <w:p>
             <w:pPr>
               <w:pStyle w:val="Compact"/>
+              <w:spacing w:before="0" w:after="0" w:line="240" w:lineRule="auto"/>
             </w:pPr>
             <w:r>
               <w:rPr>
@@ -6117,6 +6276,7 @@
           <w:p>
             <w:pPr>
               <w:pStyle w:val="Compact"/>
+              <w:spacing w:before="0" w:after="0" w:line="240" w:lineRule="auto"/>
             </w:pPr>
             <w:r>
               <w:t xml:space="preserve">файли з правом виконання для всіх</w:t>
@@ -6128,6 +6288,7 @@
           <w:p>
             <w:pPr>
               <w:pStyle w:val="Compact"/>
+              <w:spacing w:before="0" w:after="0" w:line="240" w:lineRule="auto"/>
             </w:pPr>
             <w:r>
               <w:rPr>
@@ -6142,6 +6303,7 @@
           <w:p>
             <w:pPr>
               <w:pStyle w:val="Compact"/>
+              <w:spacing w:before="0" w:after="0" w:line="240" w:lineRule="auto"/>
             </w:pPr>
             <w:r>
               <w:t xml:space="preserve">Пояснити, чому вичерпання inode блокує запис попри вільне місце</w:t>
@@ -6655,7 +6817,7 @@
     <w:multiLevelType w:val="multilevel"/>
     <w:lvl w:ilvl="0">
       <w:numFmt w:val="bullet"/>
-      <w:lvlText w:val="–"/>
+      <w:lvlText w:val=" "/>
       <w:lvlJc w:val="left"/>
       <w:pPr>
         <w:ind w:left="1134" w:hanging="425"/>
@@ -6663,7 +6825,7 @@
     </w:lvl>
     <w:lvl w:ilvl="1">
       <w:numFmt w:val="bullet"/>
-      <w:lvlText w:val="–"/>
+      <w:lvlText w:val=" "/>
       <w:lvlJc w:val="left"/>
       <w:pPr>
         <w:ind w:left="1701" w:hanging="425"/>
@@ -6671,7 +6833,7 @@
     </w:lvl>
     <w:lvl w:ilvl="2">
       <w:numFmt w:val="bullet"/>
-      <w:lvlText w:val="–"/>
+      <w:lvlText w:val=" "/>
       <w:lvlJc w:val="left"/>
       <w:pPr>
         <w:ind w:left="2268" w:hanging="425"/>
@@ -6679,7 +6841,7 @@
     </w:lvl>
     <w:lvl w:ilvl="3">
       <w:numFmt w:val="bullet"/>
-      <w:lvlText w:val="–"/>
+      <w:lvlText w:val=" "/>
       <w:lvlJc w:val="left"/>
       <w:pPr>
         <w:ind w:left="2835" w:hanging="425"/>
@@ -6687,7 +6849,7 @@
     </w:lvl>
     <w:lvl w:ilvl="4">
       <w:numFmt w:val="bullet"/>
-      <w:lvlText w:val="–"/>
+      <w:lvlText w:val=" "/>
       <w:lvlJc w:val="left"/>
       <w:pPr>
         <w:ind w:left="3402" w:hanging="425"/>
@@ -6695,7 +6857,7 @@
     </w:lvl>
     <w:lvl w:ilvl="5">
       <w:numFmt w:val="bullet"/>
-      <w:lvlText w:val="–"/>
+      <w:lvlText w:val=" "/>
       <w:lvlJc w:val="left"/>
       <w:pPr>
         <w:ind w:left="3969" w:hanging="425"/>
@@ -6703,7 +6865,7 @@
     </w:lvl>
     <w:lvl w:ilvl="6">
       <w:numFmt w:val="bullet"/>
-      <w:lvlText w:val="–"/>
+      <w:lvlText w:val=" "/>
       <w:lvlJc w:val="left"/>
       <w:pPr>
         <w:ind w:left="4536" w:hanging="425"/>
@@ -6711,7 +6873,7 @@
     </w:lvl>
     <w:lvl w:ilvl="7">
       <w:numFmt w:val="bullet"/>
-      <w:lvlText w:val="–"/>
+      <w:lvlText w:val=" "/>
       <w:lvlJc w:val="left"/>
       <w:pPr>
         <w:ind w:left="5103" w:hanging="425"/>
@@ -6719,7 +6881,7 @@
     </w:lvl>
     <w:lvl w:ilvl="8">
       <w:numFmt w:val="bullet"/>
-      <w:lvlText w:val="–"/>
+      <w:lvlText w:val=" "/>
       <w:lvlJc w:val="left"/>
       <w:pPr>
         <w:ind w:left="5670" w:hanging="425"/>
@@ -7752,6 +7914,31 @@
       </w:tblCellMar>
     </w:tblPr>
   </w:style>
+  <w:style w:customStyle="1" w:styleId="Conclusion" w:type="paragraph">
+    <w:name w:val="Conclusion"/>
+    <w:basedOn w:val="BodyText"/>
+    <w:next w:val="BodyText"/>
+    <w:qFormat/>
+    <w:pPr>
+      <w:keepNext/>
+      <w:spacing w:after="0" w:before="240" w:line="312" w:lineRule="auto"/>
+    </w:pPr>
+  </w:style>
+  <w:style w:styleId="Header" w:type="paragraph">
+    <w:name w:val="header"/>
+    <w:basedOn w:val="Normal"/>
+    <w:qFormat/>
+    <w:pPr>
+      <w:spacing w:after="0" w:before="0" w:line="240" w:lineRule="auto"/>
+      <w:ind w:firstLine="0"/>
+      <w:jc w:val="right"/>
+    </w:pPr>
+    <w:rPr>
+      <w:rFonts w:ascii="Times New Roman" w:cs="Times New Roman" w:eastAsia="Times New Roman" w:hAnsi="Times New Roman"/>
+      <w:sz w:val="28"/>
+      <w:szCs w:val="28"/>
+    </w:rPr>
+  </w:style>
   <w:style w:type="paragraph" w:customStyle="1" w:styleId="TableCaption">
     <w:name w:val="TableCaption"/>
     <w:basedOn w:val="BodyText"/>
